--- a/QED Course/Lesson 63 Electron Self-Energy.docx
+++ b/QED Course/Lesson 63 Electron Self-Energy.docx
@@ -367,7 +367,7 @@
           <w:rFonts w:ascii="Consolas" w:hAnsi="Consolas" w:cs="Consolas" w:eastAsia="Consolas"/>
           <w:sz w:val="20"/>
         </w:rPr>
-        <w:t>e^{-}(p) ----*~~~~~~~~~~~~~~~*</w:t>
+        <w:t xml:space="preserve">   e⁻(p) ----*~~~~~~~~~~~~~~~*</w:t>
       </w:r>
       <w:r>
         <w:rPr>
